--- a/CV_Vladimir_Torres.docx
+++ b/CV_Vladimir_Torres.docx
@@ -25,7 +25,14 @@
           <w:color w:val="00646E"/>
           <w:sz w:val="22"/>
         </w:rPr>
-        <w:t>Full Stack Developer | AI-Augmented Engineering</w:t>
+        <w:t xml:space="preserve">Full Stack Developer | </w:t>
+      </w:r>
+      <w:r>
+        <w:rPr>
+          <w:color w:val="00646E"/>
+          <w:sz w:val="22"/>
+        </w:rPr>
+        <w:t>AGENTIC &amp; SPEC-DRIVEN WORKFLOWS</w:t>
       </w:r>
     </w:p>
     <w:p>
@@ -37,7 +44,21 @@
         <w:rPr>
           <w:sz w:val="19"/>
         </w:rPr>
-        <w:t>+52 492 181 8826  |  vladimir.tordavi@gmail.com  |  linkedin.com/in/vladimir-tordavi  |  vladimir-torres.miraidev.com</w:t>
+        <w:t xml:space="preserve">+52 492 181 </w:t>
+      </w:r>
+      <w:proofErr w:type="gramStart"/>
+      <w:r>
+        <w:rPr>
+          <w:sz w:val="19"/>
+        </w:rPr>
+        <w:t>8826  |</w:t>
+      </w:r>
+      <w:proofErr w:type="gramEnd"/>
+      <w:r>
+        <w:rPr>
+          <w:sz w:val="19"/>
+        </w:rPr>
+        <w:t xml:space="preserve">  vladimir.tordavi@gmail.com  |  linkedin.com/in/vladimir-tordavi  |  vladimir-torres.miraidev.com</w:t>
       </w:r>
     </w:p>
     <w:p>
@@ -64,25 +85,7 @@
         <w:rPr>
           <w:i/>
         </w:rPr>
-        <w:t xml:space="preserve">Full Stack Developer with 6+ </w:t>
-      </w:r>
-      <w:r>
-        <w:rPr>
-          <w:i/>
-        </w:rPr>
-        <w:t>years of experience building enterprise web applications and reactive microservices. Currently specializing in Java 21 / Spring WebFlux for BIAN-compliant financial microservices at Diners Club Ecuador. Proven ability to leverage AI development tools (Kiro</w:t>
-      </w:r>
-      <w:r>
-        <w:rPr>
-          <w:i/>
-        </w:rPr>
-        <w:t>, Claude Code) with structured methodologies — steering files, spec-driven planning, and playbooks — to accelerate delivery and reduce rework. Strong across the full stack: React / TypeScript on the frontend, Node.js and Java on the backend, with solid Dev</w:t>
-      </w:r>
-      <w:r>
-        <w:rPr>
-          <w:i/>
-        </w:rPr>
-        <w:t>Ops practices (Docker, Kubernetes, Azure Pipelines, AWS).</w:t>
+        <w:t>Full Stack Developer with 6+ years of experience building enterprise web applications and reactive microservices. Currently specializing in Java 21 / Spring WebFlux for BIAN-compliant financial microservices at Diners Club Ecuador. Proven ability to leverage AI development tools (Kiro, Claude Code) with structured methodologies — steering files, spec-driven planning, and playbooks — to accelerate delivery and reduce rework. Strong across the full stack: React / TypeScript on the frontend, Node.js and Java on the backend, with solid DevOps practices (Docker, Kubernetes, Azure Pipelines, AWS).</w:t>
       </w:r>
     </w:p>
     <w:p>
@@ -148,13 +151,7 @@
         <w:rPr>
           <w:sz w:val="20"/>
         </w:rPr>
-        <w:t>Developing BIAN-compliant reactive microservices for Diners Club Ec</w:t>
-      </w:r>
-      <w:r>
-        <w:rPr>
-          <w:sz w:val="20"/>
-        </w:rPr>
-        <w:t>uador's core banking platform.</w:t>
+        <w:t>Developing BIAN-compliant reactive microservices for Diners Club Ecuador's core banking platform.</w:t>
       </w:r>
     </w:p>
     <w:p>
@@ -180,13 +177,7 @@
         <w:rPr>
           <w:sz w:val="20"/>
         </w:rPr>
-        <w:t>Implemented Hexagonal Architecture (Ports &amp; Adapters) ensuring full domain isolation and independent testabi</w:t>
-      </w:r>
-      <w:r>
-        <w:rPr>
-          <w:sz w:val="20"/>
-        </w:rPr>
-        <w:t>lity.</w:t>
+        <w:t>Implemented Hexagonal Architecture (Ports &amp; Adapters) ensuring full domain isolation and independent testability.</w:t>
       </w:r>
     </w:p>
     <w:p>
@@ -212,13 +203,7 @@
         <w:rPr>
           <w:sz w:val="20"/>
         </w:rPr>
-        <w:t>Infrastructure: AWS EC2 provisioning, Kubernetes cluster deployments, Azure Pipelines CI/CD, AWS KMS enc</w:t>
-      </w:r>
-      <w:r>
-        <w:rPr>
-          <w:sz w:val="20"/>
-        </w:rPr>
-        <w:t>ryption/decryption.</w:t>
+        <w:t>Infrastructure: AWS EC2 provisioning, Kubernetes cluster deployments, Azure Pipelines CI/CD, AWS KMS encryption/decryption.</w:t>
       </w:r>
     </w:p>
     <w:p>
@@ -244,13 +229,7 @@
         <w:rPr>
           <w:sz w:val="20"/>
         </w:rPr>
-        <w:t>Applied playbook-driven methodology — structured domain analysis and spec definition before AI execution, r</w:t>
-      </w:r>
-      <w:r>
-        <w:rPr>
-          <w:sz w:val="20"/>
-        </w:rPr>
-        <w:t>educing hallucinations and rework.</w:t>
+        <w:t>Applied playbook-driven methodology — structured domain analysis and spec definition before AI execution, reducing hallucinations and rework.</w:t>
       </w:r>
     </w:p>
     <w:p>
@@ -313,13 +292,7 @@
         <w:rPr>
           <w:sz w:val="20"/>
         </w:rPr>
-        <w:t>Led the IT tea</w:t>
-      </w:r>
-      <w:r>
-        <w:rPr>
-          <w:sz w:val="20"/>
-        </w:rPr>
-        <w:t>m; built a full tool ecosystem that increased end-client trust by 30%.</w:t>
+        <w:t>Led the IT team; built a full tool ecosystem that increased end-client trust by 30%.</w:t>
       </w:r>
     </w:p>
     <w:p>
@@ -345,13 +318,7 @@
         <w:rPr>
           <w:sz w:val="20"/>
         </w:rPr>
-        <w:t>Built parameterized React landing pages for franchisees wi</w:t>
-      </w:r>
-      <w:r>
-        <w:rPr>
-          <w:sz w:val="20"/>
-        </w:rPr>
-        <w:t>th dynamic URL-based data, improving engagement by 30%.</w:t>
+        <w:t>Built parameterized React landing pages for franchisees with dynamic URL-based data, improving engagement by 30%.</w:t>
       </w:r>
     </w:p>
     <w:p>
@@ -377,13 +344,7 @@
         <w:rPr>
           <w:sz w:val="20"/>
         </w:rPr>
-        <w:t>Integrated WhatsApp API into a Node.js microservice linked to a chatbot for automated lead distribution, increasing sales by 30%</w:t>
-      </w:r>
-      <w:r>
-        <w:rPr>
-          <w:sz w:val="20"/>
-        </w:rPr>
-        <w:t>.</w:t>
+        <w:t>Integrated WhatsApp API into a Node.js microservice linked to a chatbot for automated lead distribution, increasing sales by 30%.</w:t>
       </w:r>
     </w:p>
     <w:p>
@@ -422,13 +383,7 @@
         <w:rPr>
           <w:sz w:val="20"/>
         </w:rPr>
-        <w:t xml:space="preserve">Dockerized all projects; </w:t>
-      </w:r>
-      <w:r>
-        <w:rPr>
-          <w:sz w:val="20"/>
-        </w:rPr>
-        <w:t>configured GCP Cloud Storage for CRM file management.</w:t>
+        <w:t>Dockerized all projects; configured GCP Cloud Storage for CRM file management.</w:t>
       </w:r>
     </w:p>
     <w:p>
@@ -512,13 +467,7 @@
         <w:rPr>
           <w:sz w:val="20"/>
         </w:rPr>
-        <w:t>Built the SII mobile application using Flut</w:t>
-      </w:r>
-      <w:r>
-        <w:rPr>
-          <w:sz w:val="20"/>
-        </w:rPr>
-        <w:t>ter.</w:t>
+        <w:t>Built the SII mobile application using Flutter.</w:t>
       </w:r>
     </w:p>
     <w:p>
@@ -589,13 +538,7 @@
         <w:rPr>
           <w:sz w:val="20"/>
         </w:rPr>
-        <w:t>Built frontend</w:t>
-      </w:r>
-      <w:r>
-        <w:rPr>
-          <w:sz w:val="20"/>
-        </w:rPr>
-        <w:t xml:space="preserve"> components for BlueHealth using ReactJS.</w:t>
+        <w:t>Built frontend components for BlueHealth using ReactJS.</w:t>
       </w:r>
     </w:p>
     <w:p>
@@ -638,10 +581,7 @@
         <w:t xml:space="preserve">Frontend: </w:t>
       </w:r>
       <w:r>
-        <w:t xml:space="preserve">React, TypeScript, Next.js, Flutter, SCSS, </w:t>
-      </w:r>
-      <w:r>
-        <w:t>HTML5</w:t>
+        <w:t>React, TypeScript, Next.js, Flutter, SCSS, HTML5</w:t>
       </w:r>
     </w:p>
     <w:p>
@@ -675,18 +615,47 @@
     <w:p>
       <w:pPr>
         <w:spacing w:before="20" w:after="20"/>
+        <w:rPr>
+          <w:bCs/>
+        </w:rPr>
       </w:pPr>
       <w:r>
         <w:rPr>
           <w:b/>
         </w:rPr>
-        <w:t xml:space="preserve">AI Tools &amp; Method: </w:t>
+        <w:t>A</w:t>
       </w:r>
       <w:r>
-        <w:t>Kiro (Amazon), Claude Code (Anthropic), Steering Files, Spec-Driven Development, AI Playbooks, Planni</w:t>
+        <w:rPr>
+          <w:b/>
+        </w:rPr>
+        <w:t>gentic &amp; AI-Assisted Dev</w:t>
       </w:r>
       <w:r>
-        <w:t>ng-First Methodology</w:t>
+        <w:rPr>
+          <w:b/>
+        </w:rPr>
+        <w:t xml:space="preserve">: </w:t>
+      </w:r>
+      <w:r>
+        <w:rPr>
+          <w:bCs/>
+        </w:rPr>
+        <w:t xml:space="preserve">Claude Code (Anthropic) · </w:t>
+      </w:r>
+      <w:proofErr w:type="spellStart"/>
+      <w:r>
+        <w:rPr>
+          <w:bCs/>
+        </w:rPr>
+        <w:t>Kiro</w:t>
+      </w:r>
+      <w:proofErr w:type="spellEnd"/>
+      <w:r>
+        <w:rPr>
+          <w:bCs/>
+        </w:rPr>
+        <w:t xml:space="preserve"> (Amazon) · Agentic Coding · Spec-Driven Development · MCP (configuration &amp; integration) · Steering Files · AI Playbooks · Planning-First Methodology</w:t>
       </w:r>
     </w:p>
     <w:p>
@@ -700,7 +669,21 @@
         <w:t xml:space="preserve">Tools &amp; Methods: </w:t>
       </w:r>
       <w:r>
-        <w:t>Git, GitHub, GitLab, JIRA, SCRUM, Kanban, Postman, Swagger, Figma, Jest</w:t>
+        <w:t xml:space="preserve">Git, GitHub, GitLab, JIRA, SCRUM, Kanban, Postman, Swagger, </w:t>
+      </w:r>
+      <w:proofErr w:type="spellStart"/>
+      <w:r>
+        <w:t>Figma</w:t>
+      </w:r>
+      <w:proofErr w:type="spellEnd"/>
+      <w:r>
+        <w:t xml:space="preserve">, </w:t>
+      </w:r>
+      <w:r>
+        <w:t xml:space="preserve">Unit Testing, </w:t>
+      </w:r>
+      <w:r>
+        <w:t>Jest</w:t>
       </w:r>
     </w:p>
     <w:p>
@@ -732,20 +715,17 @@
           <w:bottom w:val="single" w:sz="4" w:space="1" w:color="000000"/>
         </w:pBdr>
         <w:spacing w:before="160" w:after="60"/>
+        <w:rPr>
+          <w:lang w:val="es-MX"/>
+        </w:rPr>
       </w:pPr>
       <w:r>
         <w:rPr>
           <w:b/>
           <w:sz w:val="23"/>
+          <w:lang w:val="es-MX"/>
         </w:rPr>
-        <w:t>EDUC</w:t>
-      </w:r>
-      <w:r>
-        <w:rPr>
-          <w:b/>
-          <w:sz w:val="23"/>
-        </w:rPr>
-        <w:t>ATION</w:t>
+        <w:t>EDUCATION</w:t>
       </w:r>
     </w:p>
     <w:p>
@@ -796,10 +776,15 @@
           <w:i/>
           <w:sz w:val="20"/>
         </w:rPr>
-        <w:t>Computer Systems Engineering (80% credits)</w:t>
+        <w:t xml:space="preserve">Computer Systems </w:t>
       </w:r>
-      <w:bookmarkStart w:id="0" w:name="_GoBack"/>
-      <w:bookmarkEnd w:id="0"/>
+      <w:r>
+        <w:rPr>
+          <w:i/>
+          <w:sz w:val="20"/>
+        </w:rPr>
+        <w:t>Technician</w:t>
+      </w:r>
     </w:p>
     <w:p>
       <w:pPr>
@@ -821,13 +806,7 @@
         <w:spacing w:before="40" w:after="0"/>
       </w:pPr>
       <w:r>
-        <w:t>Spanish — Native</w:t>
-      </w:r>
-      <w:r>
-        <w:t xml:space="preserve"> | </w:t>
-      </w:r>
-      <w:r>
-        <w:t>English — B</w:t>
+        <w:t>Spanish — Native | English — B</w:t>
       </w:r>
       <w:r>
         <w:t>1</w:t>
@@ -905,13 +884,7 @@
         <w:rPr>
           <w:sz w:val="20"/>
         </w:rPr>
-        <w:t xml:space="preserve">ZENTRO PRANA (zentroprana.com) — </w:t>
-      </w:r>
-      <w:r>
-        <w:rPr>
-          <w:sz w:val="20"/>
-        </w:rPr>
-        <w:t>Wellness center</w:t>
+        <w:t>ZENTRO PRANA (zentroprana.com) — Wellness center</w:t>
       </w:r>
     </w:p>
     <w:p>
@@ -963,13 +936,7 @@
         <w:rPr>
           <w:sz w:val="20"/>
         </w:rPr>
-        <w:t>RF ELECTROMECANICA (rfelectromecanica.com) — Industrial service</w:t>
-      </w:r>
-      <w:r>
-        <w:rPr>
-          <w:sz w:val="20"/>
-        </w:rPr>
-        <w:t>s</w:t>
+        <w:t>RF ELECTROMECANICA (rfelectromecanica.com) — Industrial services</w:t>
       </w:r>
     </w:p>
     <w:p>
@@ -984,49 +951,8 @@
         </w:rPr>
         <w:t>MEMBE (membe.mx) — Digital membership platform</w:t>
       </w:r>
-    </w:p>
-    <w:p>
-      <w:pPr>
-        <w:pBdr>
-          <w:bottom w:val="single" w:sz="4" w:space="1" w:color="000000"/>
-        </w:pBdr>
-        <w:spacing w:before="160" w:after="60"/>
-      </w:pPr>
-      <w:r>
-        <w:rPr>
-          <w:b/>
-          <w:sz w:val="23"/>
-        </w:rPr>
-        <w:t>REFERENCES</w:t>
-      </w:r>
-    </w:p>
-    <w:p>
-      <w:pPr>
-        <w:spacing w:before="60" w:after="0"/>
-      </w:pPr>
-      <w:r>
-        <w:rPr>
-          <w:b/>
-        </w:rPr>
-        <w:t xml:space="preserve">Angel Hernandez Sainz — </w:t>
-      </w:r>
-      <w:r>
-        <w:t>CWVL — Project Manager  |  +52 646 245 8422</w:t>
-      </w:r>
-    </w:p>
-    <w:p>
-      <w:pPr>
-        <w:spacing w:before="60" w:after="0"/>
-      </w:pPr>
-      <w:r>
-        <w:rPr>
-          <w:b/>
-        </w:rPr>
-        <w:t xml:space="preserve">Miguel Angel Salas — </w:t>
-      </w:r>
-      <w:r>
-        <w:t>CWVL — Coworker  |  +52 449 940 1095</w:t>
-      </w:r>
+      <w:bookmarkStart w:id="0" w:name="_GoBack"/>
+      <w:bookmarkEnd w:id="0"/>
     </w:p>
     <w:sectPr>
       <w:pgSz w:w="12240" w:h="15840"/>
@@ -1526,11 +1452,6 @@
     <w:lsdException w:name="Book Title" w:uiPriority="33" w:qFormat="1"/>
     <w:lsdException w:name="Bibliography" w:semiHidden="1" w:uiPriority="37" w:unhideWhenUsed="1"/>
     <w:lsdException w:name="TOC Heading" w:semiHidden="1" w:uiPriority="39" w:unhideWhenUsed="1" w:qFormat="1"/>
-    <w:lsdException w:name="Plain Table 5" w:semiHidden="1" w:unhideWhenUsed="1"/>
-    <w:lsdException w:name="Grid Table Light" w:semiHidden="1" w:unhideWhenUsed="1"/>
-    <w:lsdException w:name="Grid Table 1 Light" w:semiHidden="1" w:unhideWhenUsed="1"/>
-    <w:lsdException w:name="Grid Table 2" w:semiHidden="1" w:unhideWhenUsed="1"/>
-    <w:lsdException w:name="Grid Table 3" w:semiHidden="1" w:unhideWhenUsed="1"/>
     <w:lsdException w:name="Grid Table 4" w:uiPriority="49"/>
     <w:lsdException w:name="Grid Table 5 Dark" w:uiPriority="50"/>
     <w:lsdException w:name="Grid Table 6 Colorful" w:uiPriority="51"/>
@@ -12958,7 +12879,7 @@
 </file>
 
 <file path=customXml/itemProps1.xml><?xml version="1.0" encoding="utf-8"?>
-<ds:datastoreItem xmlns:ds="http://schemas.openxmlformats.org/officeDocument/2006/customXml" ds:itemID="{5A65FA23-8ED7-E24E-A637-67B667FDCB4E}">
+<ds:datastoreItem xmlns:ds="http://schemas.openxmlformats.org/officeDocument/2006/customXml" ds:itemID="{31AB13A8-89B3-9448-8435-DCF657984D1F}">
   <ds:schemaRefs>
     <ds:schemaRef ds:uri="http://schemas.openxmlformats.org/officeDocument/2006/bibliography"/>
   </ds:schemaRefs>
